--- a/public/templates/preview/key-handover.docx
+++ b/public/templates/preview/key-handover.docx
@@ -5,326 +5,1366 @@
     <w:p>
       <w:pPr>
         <w:pStyle w:val="Heading1"/>
-        <w:spacing w:after="240" w:before="240"/>
+        <w:spacing w:after="200" w:before="160"/>
       </w:pPr>
       <w:r>
         <w:rPr>
           <w:b/>
           <w:bCs/>
           <w:color w:val="0369A1"/>
-          <w:sz w:val="32"/>
-          <w:szCs w:val="32"/>
-        </w:rPr>
-        <w:t xml:space="preserve">KEY HANDOVER FORM</w:t>
+          <w:sz w:val="30"/>
+          <w:szCs w:val="30"/>
+        </w:rPr>
+        <w:t xml:space="preserve">KEY AND ACCESS HANDOVER RECORD</w:t>
       </w:r>
     </w:p>
     <w:p>
       <w:pPr>
-        <w:spacing w:after="120"/>
-      </w:pPr>
-      <w:r>
-        <w:rPr>
+        <w:spacing w:after="240"/>
+      </w:pPr>
+      <w:r>
+        <w:rPr>
+          <w:color w:val="0F172A"/>
           <w:sz w:val="22"/>
           <w:szCs w:val="22"/>
         </w:rPr>
-        <w:t xml:space="preserve">Use this form when handing over possession keys to a new tenant.</w:t>
+        <w:t xml:space="preserve">Complete this at the point of handing over or returning possession. It fixes the date from which responsibility for the premises passes, and closes the open question of which keys exist.</w:t>
       </w:r>
     </w:p>
     <w:p>
       <w:pPr>
         <w:pStyle w:val="Heading2"/>
-        <w:spacing w:after="120" w:before="200"/>
+        <w:spacing w:after="120" w:before="280"/>
       </w:pPr>
       <w:r>
         <w:rPr>
           <w:b/>
           <w:bCs/>
           <w:color w:val="0F172A"/>
-          <w:sz w:val="26"/>
-          <w:szCs w:val="26"/>
-        </w:rPr>
-        <w:t xml:space="preserve">Parties</w:t>
+          <w:sz w:val="24"/>
+          <w:szCs w:val="24"/>
+        </w:rPr>
+        <w:t xml:space="preserve">1. Particulars</w:t>
       </w:r>
     </w:p>
+    <w:tbl>
+      <w:tblPr>
+        <w:tblW w:type="pct" w:w="5000"/>
+        <w:tblBorders>
+          <w:top w:val="single" w:color="auto" w:sz="4"/>
+          <w:left w:val="single" w:color="auto" w:sz="4"/>
+          <w:bottom w:val="single" w:color="auto" w:sz="4"/>
+          <w:right w:val="single" w:color="auto" w:sz="4"/>
+          <w:insideH w:val="single" w:color="auto" w:sz="4"/>
+          <w:insideV w:val="single" w:color="auto" w:sz="4"/>
+        </w:tblBorders>
+      </w:tblPr>
+      <w:tblGrid>
+        <w:gridCol w:w="3119"/>
+        <w:gridCol w:w="6627"/>
+      </w:tblGrid>
+      <w:tr>
+        <w:tc>
+          <w:tcPr>
+            <w:tcW w:type="pct" w:w="1600"/>
+          </w:tcPr>
+          <w:p>
+            <w:r>
+              <w:rPr>
+                <w:b/>
+                <w:bCs/>
+                <w:color w:val="0F172A"/>
+                <w:sz w:val="20"/>
+                <w:szCs w:val="20"/>
+              </w:rPr>
+              <w:t xml:space="preserve">Property / unit</w:t>
+            </w:r>
+          </w:p>
+        </w:tc>
+        <w:tc>
+          <w:tcPr>
+            <w:tcW w:type="pct" w:w="3400"/>
+          </w:tcPr>
+          <w:p>
+            <w:r>
+              <w:rPr>
+                <w:color w:val="0F172A"/>
+                <w:sz w:val="20"/>
+                <w:szCs w:val="20"/>
+              </w:rPr>
+              <w:t xml:space="preserve">Riverside Court, Riverside Drive, Nairobi</w:t>
+            </w:r>
+          </w:p>
+        </w:tc>
+      </w:tr>
+      <w:tr>
+        <w:tc>
+          <w:tcPr>
+            <w:tcW w:type="pct" w:w="1600"/>
+          </w:tcPr>
+          <w:p>
+            <w:r>
+              <w:rPr>
+                <w:b/>
+                <w:bCs/>
+                <w:color w:val="0F172A"/>
+                <w:sz w:val="20"/>
+                <w:szCs w:val="20"/>
+              </w:rPr>
+              <w:t xml:space="preserve">Tenant</w:t>
+            </w:r>
+          </w:p>
+        </w:tc>
+        <w:tc>
+          <w:tcPr>
+            <w:tcW w:type="pct" w:w="3400"/>
+          </w:tcPr>
+          <w:p>
+            <w:r>
+              <w:rPr>
+                <w:color w:val="0F172A"/>
+                <w:sz w:val="20"/>
+                <w:szCs w:val="20"/>
+              </w:rPr>
+              <w:t xml:space="preserve">Brian Mwangi</w:t>
+            </w:r>
+          </w:p>
+        </w:tc>
+      </w:tr>
+      <w:tr>
+        <w:tc>
+          <w:tcPr>
+            <w:tcW w:type="pct" w:w="1600"/>
+          </w:tcPr>
+          <w:p>
+            <w:r>
+              <w:rPr>
+                <w:b/>
+                <w:bCs/>
+                <w:color w:val="0F172A"/>
+                <w:sz w:val="20"/>
+                <w:szCs w:val="20"/>
+              </w:rPr>
+              <w:t xml:space="preserve">Landlord / agent</w:t>
+            </w:r>
+          </w:p>
+        </w:tc>
+        <w:tc>
+          <w:tcPr>
+            <w:tcW w:type="pct" w:w="3400"/>
+          </w:tcPr>
+          <w:p>
+            <w:r>
+              <w:rPr>
+                <w:color w:val="0F172A"/>
+                <w:sz w:val="20"/>
+                <w:szCs w:val="20"/>
+              </w:rPr>
+              <w:t xml:space="preserve">Achieng Odhiambo</w:t>
+            </w:r>
+          </w:p>
+        </w:tc>
+      </w:tr>
+      <w:tr>
+        <w:tc>
+          <w:tcPr>
+            <w:tcW w:type="pct" w:w="1600"/>
+          </w:tcPr>
+          <w:p>
+            <w:r>
+              <w:rPr>
+                <w:b/>
+                <w:bCs/>
+                <w:color w:val="0F172A"/>
+                <w:sz w:val="20"/>
+                <w:szCs w:val="20"/>
+              </w:rPr>
+              <w:t xml:space="preserve">Handover date</w:t>
+            </w:r>
+          </w:p>
+        </w:tc>
+        <w:tc>
+          <w:tcPr>
+            <w:tcW w:type="pct" w:w="3400"/>
+          </w:tcPr>
+          <w:p>
+            <w:r>
+              <w:rPr>
+                <w:color w:val="0F172A"/>
+                <w:sz w:val="20"/>
+                <w:szCs w:val="20"/>
+              </w:rPr>
+              <w:t xml:space="preserve">1 March 2026</w:t>
+            </w:r>
+          </w:p>
+        </w:tc>
+      </w:tr>
+      <w:tr>
+        <w:tc>
+          <w:tcPr>
+            <w:tcW w:type="pct" w:w="1600"/>
+          </w:tcPr>
+          <w:p>
+            <w:r>
+              <w:rPr>
+                <w:b/>
+                <w:bCs/>
+                <w:color w:val="0F172A"/>
+                <w:sz w:val="20"/>
+                <w:szCs w:val="20"/>
+              </w:rPr>
+              <w:t xml:space="preserve">Return date (if applicable)</w:t>
+            </w:r>
+          </w:p>
+        </w:tc>
+        <w:tc>
+          <w:tcPr>
+            <w:tcW w:type="pct" w:w="3400"/>
+          </w:tcPr>
+          <w:p>
+            <w:r>
+              <w:rPr>
+                <w:color w:val="0F172A"/>
+                <w:sz w:val="20"/>
+                <w:szCs w:val="20"/>
+              </w:rPr>
+              <w:t xml:space="preserve">______________</w:t>
+            </w:r>
+          </w:p>
+        </w:tc>
+      </w:tr>
+      <w:tr>
+        <w:tc>
+          <w:tcPr>
+            <w:tcW w:type="pct" w:w="1600"/>
+          </w:tcPr>
+          <w:p>
+            <w:r>
+              <w:rPr>
+                <w:b/>
+                <w:bCs/>
+                <w:color w:val="0F172A"/>
+                <w:sz w:val="20"/>
+                <w:szCs w:val="20"/>
+              </w:rPr>
+              <w:t xml:space="preserve">Purpose</w:t>
+            </w:r>
+          </w:p>
+        </w:tc>
+        <w:tc>
+          <w:tcPr>
+            <w:tcW w:type="pct" w:w="3400"/>
+          </w:tcPr>
+          <w:p>
+            <w:r>
+              <w:rPr>
+                <w:color w:val="0F172A"/>
+                <w:sz w:val="20"/>
+                <w:szCs w:val="20"/>
+              </w:rPr>
+              <w:t xml:space="preserve">☐ Move-in handover   ☐ Move-out return   ☐ Replacement keys</w:t>
+            </w:r>
+          </w:p>
+        </w:tc>
+      </w:tr>
+    </w:tbl>
     <w:p>
       <w:pPr>
-        <w:spacing w:after="80"/>
-      </w:pPr>
-      <w:r>
-        <w:rPr>
-          <w:b/>
-          <w:bCs/>
-          <w:sz w:val="22"/>
-          <w:szCs w:val="22"/>
-        </w:rPr>
-        <w:t xml:space="preserve">Landlord / Agent: </w:t>
-      </w:r>
-      <w:r>
-        <w:rPr>
-          <w:sz w:val="22"/>
-          <w:szCs w:val="22"/>
-        </w:rPr>
-        <w:t xml:space="preserve">Acme Property Holdings Ltd</w:t>
-      </w:r>
-    </w:p>
-    <w:p>
-      <w:pPr>
-        <w:spacing w:after="80"/>
-      </w:pPr>
-      <w:r>
-        <w:rPr>
-          <w:b/>
-          <w:bCs/>
-          <w:sz w:val="22"/>
-          <w:szCs w:val="22"/>
-        </w:rPr>
-        <w:t xml:space="preserve">Tenant: </w:t>
-      </w:r>
-      <w:r>
-        <w:rPr>
-          <w:sz w:val="22"/>
-          <w:szCs w:val="22"/>
-        </w:rPr>
-        <w:t xml:space="preserve">Sample Tenant</w:t>
-      </w:r>
-    </w:p>
-    <w:p>
-      <w:pPr>
-        <w:spacing w:after="80"/>
-      </w:pPr>
-      <w:r>
-        <w:rPr>
-          <w:b/>
-          <w:bCs/>
-          <w:sz w:val="22"/>
-          <w:szCs w:val="22"/>
-        </w:rPr>
-        <w:t xml:space="preserve">Property: </w:t>
-      </w:r>
-      <w:r>
-        <w:rPr>
-          <w:sz w:val="22"/>
-          <w:szCs w:val="22"/>
-        </w:rPr>
-        <w:t xml:space="preserve">Kileleshwa Apartments — Unit 3B</w:t>
-      </w:r>
-    </w:p>
-    <w:p>
-      <w:pPr>
-        <w:spacing w:after="80"/>
-      </w:pPr>
-      <w:r>
-        <w:rPr>
-          <w:b/>
-          <w:bCs/>
-          <w:sz w:val="22"/>
-          <w:szCs w:val="22"/>
-        </w:rPr>
-        <w:t xml:space="preserve">Date: </w:t>
-      </w:r>
-      <w:r>
-        <w:rPr>
-          <w:sz w:val="22"/>
-          <w:szCs w:val="22"/>
-        </w:rPr>
-        <w:t xml:space="preserve">2026-01-01</w:t>
-      </w:r>
-    </w:p>
-    <w:p>
-      <w:pPr>
         <w:pStyle w:val="Heading2"/>
-        <w:spacing w:after="120" w:before="200"/>
+        <w:spacing w:after="120" w:before="280"/>
       </w:pPr>
       <w:r>
         <w:rPr>
           <w:b/>
           <w:bCs/>
           <w:color w:val="0F172A"/>
-          <w:sz w:val="26"/>
-          <w:szCs w:val="26"/>
-        </w:rPr>
-        <w:t xml:space="preserve">Keys handed over</w:t>
+          <w:sz w:val="24"/>
+          <w:szCs w:val="24"/>
+        </w:rPr>
+        <w:t xml:space="preserve">2. Items issued or returned</w:t>
       </w:r>
     </w:p>
+    <w:tbl>
+      <w:tblPr>
+        <w:tblW w:type="pct" w:w="5000"/>
+        <w:tblBorders>
+          <w:top w:val="single" w:color="auto" w:sz="4"/>
+          <w:left w:val="single" w:color="auto" w:sz="4"/>
+          <w:bottom w:val="single" w:color="auto" w:sz="4"/>
+          <w:right w:val="single" w:color="auto" w:sz="4"/>
+          <w:insideH w:val="single" w:color="auto" w:sz="4"/>
+          <w:insideV w:val="single" w:color="auto" w:sz="4"/>
+        </w:tblBorders>
+      </w:tblPr>
+      <w:tblGrid>
+        <w:gridCol w:w="4483"/>
+        <w:gridCol w:w="1754"/>
+        <w:gridCol w:w="1754"/>
+        <w:gridCol w:w="1754"/>
+      </w:tblGrid>
+      <w:tr>
+        <w:tc>
+          <w:tcPr>
+            <w:tcW w:type="pct" w:w="2300"/>
+            <w:shd w:fill="F1F5F9" w:color="auto" w:val="clear"/>
+          </w:tcPr>
+          <w:p>
+            <w:r>
+              <w:rPr>
+                <w:b/>
+                <w:bCs/>
+                <w:color w:val="0F172A"/>
+                <w:sz w:val="20"/>
+                <w:szCs w:val="20"/>
+              </w:rPr>
+              <w:t xml:space="preserve">Item</w:t>
+            </w:r>
+          </w:p>
+        </w:tc>
+        <w:tc>
+          <w:tcPr>
+            <w:tcW w:type="pct" w:w="900"/>
+            <w:shd w:fill="F1F5F9" w:color="auto" w:val="clear"/>
+          </w:tcPr>
+          <w:p>
+            <w:r>
+              <w:rPr>
+                <w:b/>
+                <w:bCs/>
+                <w:color w:val="0F172A"/>
+                <w:sz w:val="20"/>
+                <w:szCs w:val="20"/>
+              </w:rPr>
+              <w:t xml:space="preserve">Qty issued</w:t>
+            </w:r>
+          </w:p>
+        </w:tc>
+        <w:tc>
+          <w:tcPr>
+            <w:tcW w:type="pct" w:w="900"/>
+            <w:shd w:fill="F1F5F9" w:color="auto" w:val="clear"/>
+          </w:tcPr>
+          <w:p>
+            <w:r>
+              <w:rPr>
+                <w:b/>
+                <w:bCs/>
+                <w:color w:val="0F172A"/>
+                <w:sz w:val="20"/>
+                <w:szCs w:val="20"/>
+              </w:rPr>
+              <w:t xml:space="preserve">Qty returned</w:t>
+            </w:r>
+          </w:p>
+        </w:tc>
+        <w:tc>
+          <w:tcPr>
+            <w:tcW w:type="pct" w:w="900"/>
+            <w:shd w:fill="F1F5F9" w:color="auto" w:val="clear"/>
+          </w:tcPr>
+          <w:p>
+            <w:r>
+              <w:rPr>
+                <w:b/>
+                <w:bCs/>
+                <w:color w:val="0F172A"/>
+                <w:sz w:val="20"/>
+                <w:szCs w:val="20"/>
+              </w:rPr>
+              <w:t xml:space="preserve">Condition</w:t>
+            </w:r>
+          </w:p>
+        </w:tc>
+      </w:tr>
+      <w:tr>
+        <w:tc>
+          <w:tcPr>
+            <w:tcW w:type="pct" w:w="2300"/>
+          </w:tcPr>
+          <w:p>
+            <w:r>
+              <w:rPr>
+                <w:color w:val="0F172A"/>
+                <w:sz w:val="20"/>
+                <w:szCs w:val="20"/>
+              </w:rPr>
+              <w:t xml:space="preserve">Front door key</w:t>
+            </w:r>
+          </w:p>
+        </w:tc>
+        <w:tc>
+          <w:tcPr>
+            <w:tcW w:type="pct" w:w="900"/>
+          </w:tcPr>
+          <w:p>
+            <w:r>
+              <w:rPr>
+                <w:color w:val="94A3B8"/>
+                <w:sz w:val="20"/>
+                <w:szCs w:val="20"/>
+              </w:rPr>
+              <w:t xml:space="preserve"/>
+            </w:r>
+          </w:p>
+        </w:tc>
+        <w:tc>
+          <w:tcPr>
+            <w:tcW w:type="pct" w:w="900"/>
+          </w:tcPr>
+          <w:p>
+            <w:r>
+              <w:rPr>
+                <w:color w:val="94A3B8"/>
+                <w:sz w:val="20"/>
+                <w:szCs w:val="20"/>
+              </w:rPr>
+              <w:t xml:space="preserve"/>
+            </w:r>
+          </w:p>
+        </w:tc>
+        <w:tc>
+          <w:tcPr>
+            <w:tcW w:type="pct" w:w="900"/>
+          </w:tcPr>
+          <w:p>
+            <w:r>
+              <w:rPr>
+                <w:color w:val="0F172A"/>
+                <w:sz w:val="20"/>
+                <w:szCs w:val="20"/>
+              </w:rPr>
+              <w:t xml:space="preserve">☐ Good
+☐ Fair</w:t>
+            </w:r>
+          </w:p>
+        </w:tc>
+      </w:tr>
+      <w:tr>
+        <w:tc>
+          <w:tcPr>
+            <w:tcW w:type="pct" w:w="2300"/>
+          </w:tcPr>
+          <w:p>
+            <w:r>
+              <w:rPr>
+                <w:color w:val="0F172A"/>
+                <w:sz w:val="20"/>
+                <w:szCs w:val="20"/>
+              </w:rPr>
+              <w:t xml:space="preserve">Back / inner door key</w:t>
+            </w:r>
+          </w:p>
+        </w:tc>
+        <w:tc>
+          <w:tcPr>
+            <w:tcW w:type="pct" w:w="900"/>
+          </w:tcPr>
+          <w:p>
+            <w:r>
+              <w:rPr>
+                <w:color w:val="94A3B8"/>
+                <w:sz w:val="20"/>
+                <w:szCs w:val="20"/>
+              </w:rPr>
+              <w:t xml:space="preserve"/>
+            </w:r>
+          </w:p>
+        </w:tc>
+        <w:tc>
+          <w:tcPr>
+            <w:tcW w:type="pct" w:w="900"/>
+          </w:tcPr>
+          <w:p>
+            <w:r>
+              <w:rPr>
+                <w:color w:val="94A3B8"/>
+                <w:sz w:val="20"/>
+                <w:szCs w:val="20"/>
+              </w:rPr>
+              <w:t xml:space="preserve"/>
+            </w:r>
+          </w:p>
+        </w:tc>
+        <w:tc>
+          <w:tcPr>
+            <w:tcW w:type="pct" w:w="900"/>
+          </w:tcPr>
+          <w:p>
+            <w:r>
+              <w:rPr>
+                <w:color w:val="0F172A"/>
+                <w:sz w:val="20"/>
+                <w:szCs w:val="20"/>
+              </w:rPr>
+              <w:t xml:space="preserve">☐ Good
+☐ Fair</w:t>
+            </w:r>
+          </w:p>
+        </w:tc>
+      </w:tr>
+      <w:tr>
+        <w:tc>
+          <w:tcPr>
+            <w:tcW w:type="pct" w:w="2300"/>
+          </w:tcPr>
+          <w:p>
+            <w:r>
+              <w:rPr>
+                <w:color w:val="0F172A"/>
+                <w:sz w:val="20"/>
+                <w:szCs w:val="20"/>
+              </w:rPr>
+              <w:t xml:space="preserve">Gate remote or access card</w:t>
+            </w:r>
+          </w:p>
+        </w:tc>
+        <w:tc>
+          <w:tcPr>
+            <w:tcW w:type="pct" w:w="900"/>
+          </w:tcPr>
+          <w:p>
+            <w:r>
+              <w:rPr>
+                <w:color w:val="94A3B8"/>
+                <w:sz w:val="20"/>
+                <w:szCs w:val="20"/>
+              </w:rPr>
+              <w:t xml:space="preserve"/>
+            </w:r>
+          </w:p>
+        </w:tc>
+        <w:tc>
+          <w:tcPr>
+            <w:tcW w:type="pct" w:w="900"/>
+          </w:tcPr>
+          <w:p>
+            <w:r>
+              <w:rPr>
+                <w:color w:val="94A3B8"/>
+                <w:sz w:val="20"/>
+                <w:szCs w:val="20"/>
+              </w:rPr>
+              <w:t xml:space="preserve"/>
+            </w:r>
+          </w:p>
+        </w:tc>
+        <w:tc>
+          <w:tcPr>
+            <w:tcW w:type="pct" w:w="900"/>
+          </w:tcPr>
+          <w:p>
+            <w:r>
+              <w:rPr>
+                <w:color w:val="0F172A"/>
+                <w:sz w:val="20"/>
+                <w:szCs w:val="20"/>
+              </w:rPr>
+              <w:t xml:space="preserve">☐ Good
+☐ Fair</w:t>
+            </w:r>
+          </w:p>
+        </w:tc>
+      </w:tr>
+      <w:tr>
+        <w:tc>
+          <w:tcPr>
+            <w:tcW w:type="pct" w:w="2300"/>
+          </w:tcPr>
+          <w:p>
+            <w:r>
+              <w:rPr>
+                <w:color w:val="0F172A"/>
+                <w:sz w:val="20"/>
+                <w:szCs w:val="20"/>
+              </w:rPr>
+              <w:t xml:space="preserve">Mailbox key</w:t>
+            </w:r>
+          </w:p>
+        </w:tc>
+        <w:tc>
+          <w:tcPr>
+            <w:tcW w:type="pct" w:w="900"/>
+          </w:tcPr>
+          <w:p>
+            <w:r>
+              <w:rPr>
+                <w:color w:val="94A3B8"/>
+                <w:sz w:val="20"/>
+                <w:szCs w:val="20"/>
+              </w:rPr>
+              <w:t xml:space="preserve"/>
+            </w:r>
+          </w:p>
+        </w:tc>
+        <w:tc>
+          <w:tcPr>
+            <w:tcW w:type="pct" w:w="900"/>
+          </w:tcPr>
+          <w:p>
+            <w:r>
+              <w:rPr>
+                <w:color w:val="94A3B8"/>
+                <w:sz w:val="20"/>
+                <w:szCs w:val="20"/>
+              </w:rPr>
+              <w:t xml:space="preserve"/>
+            </w:r>
+          </w:p>
+        </w:tc>
+        <w:tc>
+          <w:tcPr>
+            <w:tcW w:type="pct" w:w="900"/>
+          </w:tcPr>
+          <w:p>
+            <w:r>
+              <w:rPr>
+                <w:color w:val="0F172A"/>
+                <w:sz w:val="20"/>
+                <w:szCs w:val="20"/>
+              </w:rPr>
+              <w:t xml:space="preserve">☐ Good
+☐ Fair</w:t>
+            </w:r>
+          </w:p>
+        </w:tc>
+      </w:tr>
+      <w:tr>
+        <w:tc>
+          <w:tcPr>
+            <w:tcW w:type="pct" w:w="2300"/>
+          </w:tcPr>
+          <w:p>
+            <w:r>
+              <w:rPr>
+                <w:color w:val="0F172A"/>
+                <w:sz w:val="20"/>
+                <w:szCs w:val="20"/>
+              </w:rPr>
+              <w:t xml:space="preserve">Water meter key</w:t>
+            </w:r>
+          </w:p>
+        </w:tc>
+        <w:tc>
+          <w:tcPr>
+            <w:tcW w:type="pct" w:w="900"/>
+          </w:tcPr>
+          <w:p>
+            <w:r>
+              <w:rPr>
+                <w:color w:val="94A3B8"/>
+                <w:sz w:val="20"/>
+                <w:szCs w:val="20"/>
+              </w:rPr>
+              <w:t xml:space="preserve"/>
+            </w:r>
+          </w:p>
+        </w:tc>
+        <w:tc>
+          <w:tcPr>
+            <w:tcW w:type="pct" w:w="900"/>
+          </w:tcPr>
+          <w:p>
+            <w:r>
+              <w:rPr>
+                <w:color w:val="94A3B8"/>
+                <w:sz w:val="20"/>
+                <w:szCs w:val="20"/>
+              </w:rPr>
+              <w:t xml:space="preserve"/>
+            </w:r>
+          </w:p>
+        </w:tc>
+        <w:tc>
+          <w:tcPr>
+            <w:tcW w:type="pct" w:w="900"/>
+          </w:tcPr>
+          <w:p>
+            <w:r>
+              <w:rPr>
+                <w:color w:val="0F172A"/>
+                <w:sz w:val="20"/>
+                <w:szCs w:val="20"/>
+              </w:rPr>
+              <w:t xml:space="preserve">☐ Good
+☐ Fair</w:t>
+            </w:r>
+          </w:p>
+        </w:tc>
+      </w:tr>
+      <w:tr>
+        <w:tc>
+          <w:tcPr>
+            <w:tcW w:type="pct" w:w="2300"/>
+          </w:tcPr>
+          <w:p>
+            <w:r>
+              <w:rPr>
+                <w:color w:val="0F172A"/>
+                <w:sz w:val="20"/>
+                <w:szCs w:val="20"/>
+              </w:rPr>
+              <w:t xml:space="preserve">Store room key</w:t>
+            </w:r>
+          </w:p>
+        </w:tc>
+        <w:tc>
+          <w:tcPr>
+            <w:tcW w:type="pct" w:w="900"/>
+          </w:tcPr>
+          <w:p>
+            <w:r>
+              <w:rPr>
+                <w:color w:val="94A3B8"/>
+                <w:sz w:val="20"/>
+                <w:szCs w:val="20"/>
+              </w:rPr>
+              <w:t xml:space="preserve"/>
+            </w:r>
+          </w:p>
+        </w:tc>
+        <w:tc>
+          <w:tcPr>
+            <w:tcW w:type="pct" w:w="900"/>
+          </w:tcPr>
+          <w:p>
+            <w:r>
+              <w:rPr>
+                <w:color w:val="94A3B8"/>
+                <w:sz w:val="20"/>
+                <w:szCs w:val="20"/>
+              </w:rPr>
+              <w:t xml:space="preserve"/>
+            </w:r>
+          </w:p>
+        </w:tc>
+        <w:tc>
+          <w:tcPr>
+            <w:tcW w:type="pct" w:w="900"/>
+          </w:tcPr>
+          <w:p>
+            <w:r>
+              <w:rPr>
+                <w:color w:val="0F172A"/>
+                <w:sz w:val="20"/>
+                <w:szCs w:val="20"/>
+              </w:rPr>
+              <w:t xml:space="preserve">☐ Good
+☐ Fair</w:t>
+            </w:r>
+          </w:p>
+        </w:tc>
+      </w:tr>
+      <w:tr>
+        <w:tc>
+          <w:tcPr>
+            <w:tcW w:type="pct" w:w="2300"/>
+          </w:tcPr>
+          <w:p>
+            <w:r>
+              <w:rPr>
+                <w:color w:val="0F172A"/>
+                <w:sz w:val="20"/>
+                <w:szCs w:val="20"/>
+              </w:rPr>
+              <w:t xml:space="preserve">Spare key held by agent</w:t>
+            </w:r>
+          </w:p>
+        </w:tc>
+        <w:tc>
+          <w:tcPr>
+            <w:tcW w:type="pct" w:w="900"/>
+          </w:tcPr>
+          <w:p>
+            <w:r>
+              <w:rPr>
+                <w:color w:val="94A3B8"/>
+                <w:sz w:val="20"/>
+                <w:szCs w:val="20"/>
+              </w:rPr>
+              <w:t xml:space="preserve"/>
+            </w:r>
+          </w:p>
+        </w:tc>
+        <w:tc>
+          <w:tcPr>
+            <w:tcW w:type="pct" w:w="900"/>
+          </w:tcPr>
+          <w:p>
+            <w:r>
+              <w:rPr>
+                <w:color w:val="94A3B8"/>
+                <w:sz w:val="20"/>
+                <w:szCs w:val="20"/>
+              </w:rPr>
+              <w:t xml:space="preserve"/>
+            </w:r>
+          </w:p>
+        </w:tc>
+        <w:tc>
+          <w:tcPr>
+            <w:tcW w:type="pct" w:w="900"/>
+          </w:tcPr>
+          <w:p>
+            <w:r>
+              <w:rPr>
+                <w:color w:val="0F172A"/>
+                <w:sz w:val="20"/>
+                <w:szCs w:val="20"/>
+              </w:rPr>
+              <w:t xml:space="preserve">☐ Good
+☐ Fair</w:t>
+            </w:r>
+          </w:p>
+        </w:tc>
+      </w:tr>
+      <w:tr>
+        <w:tc>
+          <w:tcPr>
+            <w:tcW w:type="pct" w:w="2300"/>
+          </w:tcPr>
+          <w:p>
+            <w:r>
+              <w:rPr>
+                <w:color w:val="0F172A"/>
+                <w:sz w:val="20"/>
+                <w:szCs w:val="20"/>
+              </w:rPr>
+              <w:t xml:space="preserve">Other (specify)</w:t>
+            </w:r>
+          </w:p>
+        </w:tc>
+        <w:tc>
+          <w:tcPr>
+            <w:tcW w:type="pct" w:w="900"/>
+          </w:tcPr>
+          <w:p>
+            <w:r>
+              <w:rPr>
+                <w:color w:val="94A3B8"/>
+                <w:sz w:val="20"/>
+                <w:szCs w:val="20"/>
+              </w:rPr>
+              <w:t xml:space="preserve"/>
+            </w:r>
+          </w:p>
+        </w:tc>
+        <w:tc>
+          <w:tcPr>
+            <w:tcW w:type="pct" w:w="900"/>
+          </w:tcPr>
+          <w:p>
+            <w:r>
+              <w:rPr>
+                <w:color w:val="94A3B8"/>
+                <w:sz w:val="20"/>
+                <w:szCs w:val="20"/>
+              </w:rPr>
+              <w:t xml:space="preserve"/>
+            </w:r>
+          </w:p>
+        </w:tc>
+        <w:tc>
+          <w:tcPr>
+            <w:tcW w:type="pct" w:w="900"/>
+          </w:tcPr>
+          <w:p>
+            <w:r>
+              <w:rPr>
+                <w:color w:val="0F172A"/>
+                <w:sz w:val="20"/>
+                <w:szCs w:val="20"/>
+              </w:rPr>
+              <w:t xml:space="preserve">☐ Good
+☐ Fair</w:t>
+            </w:r>
+          </w:p>
+        </w:tc>
+      </w:tr>
+    </w:tbl>
     <w:p>
       <w:pPr>
-        <w:spacing w:after="80"/>
-      </w:pPr>
-      <w:r>
-        <w:rPr>
-          <w:b/>
-          <w:bCs/>
-          <w:sz w:val="22"/>
-          <w:szCs w:val="22"/>
-        </w:rPr>
-        <w:t xml:space="preserve">☐  </w:t>
-      </w:r>
-      <w:r>
-        <w:rPr>
-          <w:sz w:val="22"/>
-          <w:szCs w:val="22"/>
-        </w:rPr>
-        <w:t xml:space="preserve">Front door key</w:t>
-      </w:r>
-      <w:r>
-        <w:rPr>
-          <w:color w:val="94A3B8"/>
-          <w:sz w:val="22"/>
-          <w:szCs w:val="22"/>
-        </w:rPr>
-        <w:t xml:space="preserve">  …………………………  (qty: ___)</w:t>
-      </w:r>
-    </w:p>
-    <w:p>
-      <w:pPr>
-        <w:spacing w:after="80"/>
-      </w:pPr>
-      <w:r>
-        <w:rPr>
-          <w:b/>
-          <w:bCs/>
-          <w:sz w:val="22"/>
-          <w:szCs w:val="22"/>
-        </w:rPr>
-        <w:t xml:space="preserve">☐  </w:t>
-      </w:r>
-      <w:r>
-        <w:rPr>
-          <w:sz w:val="22"/>
-          <w:szCs w:val="22"/>
-        </w:rPr>
-        <w:t xml:space="preserve">Back door key</w:t>
-      </w:r>
-      <w:r>
-        <w:rPr>
-          <w:color w:val="94A3B8"/>
-          <w:sz w:val="22"/>
-          <w:szCs w:val="22"/>
-        </w:rPr>
-        <w:t xml:space="preserve">  …………………………  (qty: ___)</w:t>
-      </w:r>
-    </w:p>
-    <w:p>
-      <w:pPr>
-        <w:spacing w:after="80"/>
-      </w:pPr>
-      <w:r>
-        <w:rPr>
-          <w:b/>
-          <w:bCs/>
-          <w:sz w:val="22"/>
-          <w:szCs w:val="22"/>
-        </w:rPr>
-        <w:t xml:space="preserve">☐  </w:t>
-      </w:r>
-      <w:r>
-        <w:rPr>
-          <w:sz w:val="22"/>
-          <w:szCs w:val="22"/>
-        </w:rPr>
-        <w:t xml:space="preserve">Gate remote / intercom</w:t>
-      </w:r>
-      <w:r>
-        <w:rPr>
-          <w:color w:val="94A3B8"/>
-          <w:sz w:val="22"/>
-          <w:szCs w:val="22"/>
-        </w:rPr>
-        <w:t xml:space="preserve">  …………………………  (qty: ___)</w:t>
-      </w:r>
-    </w:p>
-    <w:p>
-      <w:pPr>
-        <w:spacing w:after="80"/>
-      </w:pPr>
-      <w:r>
-        <w:rPr>
-          <w:b/>
-          <w:bCs/>
-          <w:sz w:val="22"/>
-          <w:szCs w:val="22"/>
-        </w:rPr>
-        <w:t xml:space="preserve">☐  </w:t>
-      </w:r>
-      <w:r>
-        <w:rPr>
-          <w:sz w:val="22"/>
-          <w:szCs w:val="22"/>
-        </w:rPr>
-        <w:t xml:space="preserve">Mailbox key</w:t>
-      </w:r>
-      <w:r>
-        <w:rPr>
-          <w:color w:val="94A3B8"/>
-          <w:sz w:val="22"/>
-          <w:szCs w:val="22"/>
-        </w:rPr>
-        <w:t xml:space="preserve">  …………………………  (qty: ___)</w:t>
-      </w:r>
-    </w:p>
-    <w:p>
-      <w:pPr>
-        <w:spacing w:after="80"/>
-      </w:pPr>
-      <w:r>
-        <w:rPr>
-          <w:b/>
-          <w:bCs/>
-          <w:sz w:val="22"/>
-          <w:szCs w:val="22"/>
-        </w:rPr>
-        <w:t xml:space="preserve">☐  </w:t>
-      </w:r>
-      <w:r>
-        <w:rPr>
-          <w:sz w:val="22"/>
-          <w:szCs w:val="22"/>
-        </w:rPr>
-        <w:t xml:space="preserve">Other</w:t>
-      </w:r>
-      <w:r>
-        <w:rPr>
-          <w:color w:val="94A3B8"/>
-          <w:sz w:val="22"/>
-          <w:szCs w:val="22"/>
-        </w:rPr>
-        <w:t xml:space="preserve">  …………………………  (qty: ___)</w:t>
-      </w:r>
-    </w:p>
-    <w:p>
-      <w:pPr>
         <w:pStyle w:val="Heading2"/>
-        <w:spacing w:after="120" w:before="200"/>
+        <w:spacing w:after="120" w:before="280"/>
       </w:pPr>
       <w:r>
         <w:rPr>
           <w:b/>
           <w:bCs/>
           <w:color w:val="0F172A"/>
-          <w:sz w:val="26"/>
-          <w:szCs w:val="26"/>
-        </w:rPr>
-        <w:t xml:space="preserve">Conditions acknowledged</w:t>
+          <w:sz w:val="24"/>
+          <w:szCs w:val="24"/>
+        </w:rPr>
+        <w:t xml:space="preserve">3. Meter readings at handover</w:t>
+      </w:r>
+    </w:p>
+    <w:tbl>
+      <w:tblPr>
+        <w:tblW w:type="pct" w:w="5000"/>
+        <w:tblBorders>
+          <w:top w:val="single" w:color="auto" w:sz="4"/>
+          <w:left w:val="single" w:color="auto" w:sz="4"/>
+          <w:bottom w:val="single" w:color="auto" w:sz="4"/>
+          <w:right w:val="single" w:color="auto" w:sz="4"/>
+          <w:insideH w:val="single" w:color="auto" w:sz="4"/>
+          <w:insideV w:val="single" w:color="auto" w:sz="4"/>
+        </w:tblBorders>
+      </w:tblPr>
+      <w:tblGrid>
+        <w:gridCol w:w="3898"/>
+        <w:gridCol w:w="2924"/>
+        <w:gridCol w:w="2924"/>
+      </w:tblGrid>
+      <w:tr>
+        <w:tc>
+          <w:tcPr>
+            <w:tcW w:type="pct" w:w="2000"/>
+            <w:shd w:fill="F1F5F9" w:color="auto" w:val="clear"/>
+          </w:tcPr>
+          <w:p>
+            <w:r>
+              <w:rPr>
+                <w:b/>
+                <w:bCs/>
+                <w:color w:val="0F172A"/>
+                <w:sz w:val="20"/>
+                <w:szCs w:val="20"/>
+              </w:rPr>
+              <w:t xml:space="preserve">Meter</w:t>
+            </w:r>
+          </w:p>
+        </w:tc>
+        <w:tc>
+          <w:tcPr>
+            <w:tcW w:type="pct" w:w="1500"/>
+            <w:shd w:fill="F1F5F9" w:color="auto" w:val="clear"/>
+          </w:tcPr>
+          <w:p>
+            <w:r>
+              <w:rPr>
+                <w:b/>
+                <w:bCs/>
+                <w:color w:val="0F172A"/>
+                <w:sz w:val="20"/>
+                <w:szCs w:val="20"/>
+              </w:rPr>
+              <w:t xml:space="preserve">Reading</w:t>
+            </w:r>
+          </w:p>
+        </w:tc>
+        <w:tc>
+          <w:tcPr>
+            <w:tcW w:type="pct" w:w="1500"/>
+            <w:shd w:fill="F1F5F9" w:color="auto" w:val="clear"/>
+          </w:tcPr>
+          <w:p>
+            <w:r>
+              <w:rPr>
+                <w:b/>
+                <w:bCs/>
+                <w:color w:val="0F172A"/>
+                <w:sz w:val="20"/>
+                <w:szCs w:val="20"/>
+              </w:rPr>
+              <w:t xml:space="preserve">Account / meter no.</w:t>
+            </w:r>
+          </w:p>
+        </w:tc>
+      </w:tr>
+      <w:tr>
+        <w:tc>
+          <w:tcPr>
+            <w:tcW w:type="pct" w:w="2000"/>
+          </w:tcPr>
+          <w:p>
+            <w:r>
+              <w:rPr>
+                <w:color w:val="0F172A"/>
+                <w:sz w:val="20"/>
+                <w:szCs w:val="20"/>
+              </w:rPr>
+              <w:t xml:space="preserve">Electricity (KWh)</w:t>
+            </w:r>
+          </w:p>
+        </w:tc>
+        <w:tc>
+          <w:tcPr>
+            <w:tcW w:type="pct" w:w="1500"/>
+          </w:tcPr>
+          <w:p>
+            <w:r>
+              <w:rPr>
+                <w:color w:val="94A3B8"/>
+                <w:sz w:val="20"/>
+                <w:szCs w:val="20"/>
+              </w:rPr>
+              <w:t xml:space="preserve"/>
+            </w:r>
+          </w:p>
+        </w:tc>
+        <w:tc>
+          <w:tcPr>
+            <w:tcW w:type="pct" w:w="1500"/>
+          </w:tcPr>
+          <w:p>
+            <w:r>
+              <w:rPr>
+                <w:color w:val="94A3B8"/>
+                <w:sz w:val="20"/>
+                <w:szCs w:val="20"/>
+              </w:rPr>
+              <w:t xml:space="preserve"/>
+            </w:r>
+          </w:p>
+        </w:tc>
+      </w:tr>
+      <w:tr>
+        <w:tc>
+          <w:tcPr>
+            <w:tcW w:type="pct" w:w="2000"/>
+          </w:tcPr>
+          <w:p>
+            <w:r>
+              <w:rPr>
+                <w:color w:val="0F172A"/>
+                <w:sz w:val="20"/>
+                <w:szCs w:val="20"/>
+              </w:rPr>
+              <w:t xml:space="preserve">Water (m³)</w:t>
+            </w:r>
+          </w:p>
+        </w:tc>
+        <w:tc>
+          <w:tcPr>
+            <w:tcW w:type="pct" w:w="1500"/>
+          </w:tcPr>
+          <w:p>
+            <w:r>
+              <w:rPr>
+                <w:color w:val="94A3B8"/>
+                <w:sz w:val="20"/>
+                <w:szCs w:val="20"/>
+              </w:rPr>
+              <w:t xml:space="preserve"/>
+            </w:r>
+          </w:p>
+        </w:tc>
+        <w:tc>
+          <w:tcPr>
+            <w:tcW w:type="pct" w:w="1500"/>
+          </w:tcPr>
+          <w:p>
+            <w:r>
+              <w:rPr>
+                <w:color w:val="94A3B8"/>
+                <w:sz w:val="20"/>
+                <w:szCs w:val="20"/>
+              </w:rPr>
+              <w:t xml:space="preserve"/>
+            </w:r>
+          </w:p>
+        </w:tc>
+      </w:tr>
+      <w:tr>
+        <w:tc>
+          <w:tcPr>
+            <w:tcW w:type="pct" w:w="2000"/>
+          </w:tcPr>
+          <w:p>
+            <w:r>
+              <w:rPr>
+                <w:color w:val="0F172A"/>
+                <w:sz w:val="20"/>
+                <w:szCs w:val="20"/>
+              </w:rPr>
+              <w:t xml:space="preserve">Gas</w:t>
+            </w:r>
+          </w:p>
+        </w:tc>
+        <w:tc>
+          <w:tcPr>
+            <w:tcW w:type="pct" w:w="1500"/>
+          </w:tcPr>
+          <w:p>
+            <w:r>
+              <w:rPr>
+                <w:color w:val="94A3B8"/>
+                <w:sz w:val="20"/>
+                <w:szCs w:val="20"/>
+              </w:rPr>
+              <w:t xml:space="preserve"/>
+            </w:r>
+          </w:p>
+        </w:tc>
+        <w:tc>
+          <w:tcPr>
+            <w:tcW w:type="pct" w:w="1500"/>
+          </w:tcPr>
+          <w:p>
+            <w:r>
+              <w:rPr>
+                <w:color w:val="94A3B8"/>
+                <w:sz w:val="20"/>
+                <w:szCs w:val="20"/>
+              </w:rPr>
+              <w:t xml:space="preserve"/>
+            </w:r>
+          </w:p>
+        </w:tc>
+      </w:tr>
+      <w:tr>
+        <w:tc>
+          <w:tcPr>
+            <w:tcW w:type="pct" w:w="2000"/>
+          </w:tcPr>
+          <w:p>
+            <w:r>
+              <w:rPr>
+                <w:color w:val="0F172A"/>
+                <w:sz w:val="20"/>
+                <w:szCs w:val="20"/>
+              </w:rPr>
+              <w:t xml:space="preserve">Other</w:t>
+            </w:r>
+          </w:p>
+        </w:tc>
+        <w:tc>
+          <w:tcPr>
+            <w:tcW w:type="pct" w:w="1500"/>
+          </w:tcPr>
+          <w:p>
+            <w:r>
+              <w:rPr>
+                <w:color w:val="94A3B8"/>
+                <w:sz w:val="20"/>
+                <w:szCs w:val="20"/>
+              </w:rPr>
+              <w:t xml:space="preserve"/>
+            </w:r>
+          </w:p>
+        </w:tc>
+        <w:tc>
+          <w:tcPr>
+            <w:tcW w:type="pct" w:w="1500"/>
+          </w:tcPr>
+          <w:p>
+            <w:r>
+              <w:rPr>
+                <w:color w:val="94A3B8"/>
+                <w:sz w:val="20"/>
+                <w:szCs w:val="20"/>
+              </w:rPr>
+              <w:t xml:space="preserve"/>
+            </w:r>
+          </w:p>
+        </w:tc>
+      </w:tr>
+    </w:tbl>
+    <w:p>
+      <w:pPr>
+        <w:spacing w:after="120"/>
+      </w:pPr>
+      <w:r>
+        <w:rPr>
+          <w:i/>
+          <w:iCs/>
+          <w:color w:val="64748B"/>
+          <w:sz w:val="18"/>
+          <w:szCs w:val="18"/>
+        </w:rPr>
+        <w:t xml:space="preserve">These readings are what settle the utility question at the end of the tenancy. A blank here is an argument waiting to happen.</w:t>
       </w:r>
     </w:p>
     <w:p>
       <w:pPr>
-        <w:spacing w:after="120"/>
-      </w:pPr>
-      <w:r>
-        <w:rPr>
-          <w:sz w:val="22"/>
-          <w:szCs w:val="22"/>
-        </w:rPr>
-        <w:t xml:space="preserve">The Tenant acknowledges receipt of the keys above and accepts responsibility for the secure custody of the premises from the date of this handover.</w:t>
+        <w:pStyle w:val="Heading2"/>
+        <w:spacing w:after="120" w:before="280"/>
+      </w:pPr>
+      <w:r>
+        <w:rPr>
+          <w:b/>
+          <w:bCs/>
+          <w:color w:val="0F172A"/>
+          <w:sz w:val="24"/>
+          <w:szCs w:val="24"/>
+        </w:rPr>
+        <w:t xml:space="preserve">4. Acknowledgement</w:t>
       </w:r>
     </w:p>
     <w:p>
       <w:pPr>
-        <w:spacing w:after="400"/>
-      </w:pPr>
-      <w:r>
-        <w:rPr>
+        <w:spacing w:after="120"/>
+        <w:ind w:left="720" w:hanging="720"/>
+      </w:pPr>
+      <w:r>
+        <w:rPr>
+          <w:b/>
+          <w:bCs/>
+          <w:color w:val="0F172A"/>
+          <w:sz w:val="21"/>
+          <w:szCs w:val="21"/>
+        </w:rPr>
+        <w:t xml:space="preserve">4.1  </w:t>
+      </w:r>
+      <w:r>
+        <w:rPr>
+          <w:color w:val="0F172A"/>
+          <w:sz w:val="21"/>
+          <w:szCs w:val="21"/>
+        </w:rPr>
+        <w:t xml:space="preserve">The Tenant confirms the items listed above were received in working order, and accepts responsibility for their secure custody from the date of this handover.</w:t>
+      </w:r>
+    </w:p>
+    <w:p>
+      <w:pPr>
+        <w:spacing w:after="120"/>
+        <w:ind w:left="720" w:hanging="720"/>
+      </w:pPr>
+      <w:r>
+        <w:rPr>
+          <w:b/>
+          <w:bCs/>
+          <w:color w:val="0F172A"/>
+          <w:sz w:val="21"/>
+          <w:szCs w:val="21"/>
+        </w:rPr>
+        <w:t xml:space="preserve">4.2  </w:t>
+      </w:r>
+      <w:r>
+        <w:rPr>
+          <w:color w:val="0F172A"/>
+          <w:sz w:val="21"/>
+          <w:szCs w:val="21"/>
+        </w:rPr>
+        <w:t xml:space="preserve">The Tenant will not duplicate, lend or dispose of any key or access device without the Landlord's written consent.</w:t>
+      </w:r>
+    </w:p>
+    <w:p>
+      <w:pPr>
+        <w:spacing w:after="120"/>
+        <w:ind w:left="720" w:hanging="720"/>
+      </w:pPr>
+      <w:r>
+        <w:rPr>
+          <w:b/>
+          <w:bCs/>
+          <w:color w:val="0F172A"/>
+          <w:sz w:val="21"/>
+          <w:szCs w:val="21"/>
+        </w:rPr>
+        <w:t xml:space="preserve">4.3  </w:t>
+      </w:r>
+      <w:r>
+        <w:rPr>
+          <w:color w:val="0F172A"/>
+          <w:sz w:val="21"/>
+          <w:szCs w:val="21"/>
+        </w:rPr>
+        <w:t xml:space="preserve">The Tenant will report lost or stolen keys immediately, and will bear the cost of replacement and of any loss arising from delay in reporting.</w:t>
+      </w:r>
+    </w:p>
+    <w:p>
+      <w:pPr>
+        <w:spacing w:after="120"/>
+        <w:ind w:left="720" w:hanging="720"/>
+      </w:pPr>
+      <w:r>
+        <w:rPr>
+          <w:b/>
+          <w:bCs/>
+          <w:color w:val="0F172A"/>
+          <w:sz w:val="21"/>
+          <w:szCs w:val="21"/>
+        </w:rPr>
+        <w:t xml:space="preserve">4.4  </w:t>
+      </w:r>
+      <w:r>
+        <w:rPr>
+          <w:color w:val="0F172A"/>
+          <w:sz w:val="21"/>
+          <w:szCs w:val="21"/>
+        </w:rPr>
+        <w:t xml:space="preserve">All items are to be returned on the move-out date or on termination of the tenancy, whichever is earlier.</w:t>
+      </w:r>
+    </w:p>
+    <w:p>
+      <w:pPr>
+        <w:pBdr>
+          <w:top w:val="single" w:color="CBD5E1" w:sz="6" w:space="6"/>
+        </w:pBdr>
+        <w:spacing w:after="60" w:before="200"/>
+      </w:pPr>
+      <w:r>
+        <w:rPr>
+          <w:b/>
+          <w:bCs/>
+          <w:color w:val="0F172A"/>
+          <w:sz w:val="20"/>
+          <w:szCs w:val="20"/>
+        </w:rPr>
+        <w:t xml:space="preserve">AT MOVE-OUT</w:t>
+      </w:r>
+    </w:p>
+    <w:p>
+      <w:pPr>
+        <w:spacing w:after="60"/>
+      </w:pPr>
+      <w:r>
+        <w:rPr>
+          <w:color w:val="64748B"/>
+          <w:sz w:val="19"/>
+          <w:szCs w:val="19"/>
+        </w:rPr>
+        <w:t xml:space="preserve">Read the meters again and record them next to the move-in readings.</w:t>
+      </w:r>
+    </w:p>
+    <w:p>
+      <w:pPr>
+        <w:spacing w:after="60"/>
+      </w:pPr>
+      <w:r>
+        <w:rPr>
+          <w:color w:val="64748B"/>
+          <w:sz w:val="19"/>
+          <w:szCs w:val="19"/>
+        </w:rPr>
+        <w:t xml:space="preserve">Photograph every key returned and every lock.</w:t>
+      </w:r>
+    </w:p>
+    <w:p>
+      <w:pPr>
+        <w:spacing w:after="60"/>
+      </w:pPr>
+      <w:r>
+        <w:rPr>
+          <w:color w:val="64748B"/>
+          <w:sz w:val="19"/>
+          <w:szCs w:val="19"/>
+        </w:rPr>
+        <w:t xml:space="preserve">Do not accept a verbal handover — the signature is the whole point of the form.</w:t>
+      </w:r>
+    </w:p>
+    <w:p>
+      <w:pPr>
+        <w:pBdr>
+          <w:bottom w:val="single" w:color="CBD5E1" w:sz="6" w:space="6"/>
+        </w:pBdr>
+        <w:spacing w:after="160"/>
+      </w:pPr>
+      <w:r>
+        <w:rPr>
+          <w:sz w:val="2"/>
+          <w:szCs w:val="2"/>
+        </w:rPr>
+        <w:t xml:space="preserve"/>
+      </w:r>
+    </w:p>
+    <w:p>
+      <w:pPr>
+        <w:spacing w:after="300"/>
+      </w:pPr>
+      <w:r>
+        <w:rPr>
+          <w:color w:val="0F172A"/>
           <w:sz w:val="22"/>
           <w:szCs w:val="22"/>
         </w:rPr>
@@ -353,12 +1393,15 @@
             <w:tcW w:type="pct" w:w="2500"/>
           </w:tcPr>
           <w:p>
+            <w:pPr>
+              <w:spacing w:before="320"/>
+            </w:pPr>
             <w:r>
               <w:rPr>
                 <w:sz w:val="22"/>
                 <w:szCs w:val="22"/>
               </w:rPr>
-              <w:t xml:space="preserve">_____________________</w:t>
+              <w:t xml:space="preserve">_______________________________</w:t>
             </w:r>
           </w:p>
           <w:p>
@@ -368,7 +1411,7 @@
                 <w:sz w:val="18"/>
                 <w:szCs w:val="18"/>
               </w:rPr>
-              <w:t xml:space="preserve">Landlord / Agent</w:t>
+              <w:t xml:space="preserve">Issued by (landlord / agent)</w:t>
             </w:r>
           </w:p>
         </w:tc>
@@ -377,12 +1420,15 @@
             <w:tcW w:type="pct" w:w="2500"/>
           </w:tcPr>
           <w:p>
+            <w:pPr>
+              <w:spacing w:before="320"/>
+            </w:pPr>
             <w:r>
               <w:rPr>
                 <w:sz w:val="22"/>
                 <w:szCs w:val="22"/>
               </w:rPr>
-              <w:t xml:space="preserve">_____________________</w:t>
+              <w:t xml:space="preserve">_______________________________</w:t>
             </w:r>
           </w:p>
           <w:p>
@@ -392,7 +1438,7 @@
                 <w:sz w:val="18"/>
                 <w:szCs w:val="18"/>
               </w:rPr>
-              <w:t xml:space="preserve">Tenant</w:t>
+              <w:t xml:space="preserve">Received by (tenant)</w:t>
             </w:r>
           </w:p>
         </w:tc>
@@ -459,7 +1505,7 @@
         <w:sz w:val="16"/>
         <w:szCs w:val="16"/>
       </w:rPr>
-      <w:t xml:space="preserve">Generated by I-Manage · imanage.co.ke · Page </w:t>
+      <w:t xml:space="preserve">Generated by PropDesk Africa · bknglabs.dev@gmail.com · Page </w:t>
     </w:r>
     <w:r>
       <w:rPr>
@@ -536,6 +1582,7 @@
 <w:hdr xmlns:wpc="http://schemas.microsoft.com/office/word/2010/wordprocessingCanvas" xmlns:mc="http://schemas.openxmlformats.org/markup-compatibility/2006" xmlns:o="urn:schemas-microsoft-com:office:office" xmlns:r="http://schemas.openxmlformats.org/officeDocument/2006/relationships" xmlns:m="http://schemas.openxmlformats.org/officeDocument/2006/math" xmlns:v="urn:schemas-microsoft-com:vml" xmlns:wp14="http://schemas.microsoft.com/office/word/2010/wordprocessingDrawing" xmlns:wp="http://schemas.openxmlformats.org/drawingml/2006/wordprocessingDrawing" xmlns:w10="urn:schemas-microsoft-com:office:word" xmlns:w="http://schemas.openxmlformats.org/wordprocessingml/2006/main" xmlns:w14="http://schemas.microsoft.com/office/word/2010/wordml" xmlns:w15="http://schemas.microsoft.com/office/word/2012/wordml" xmlns:wpg="http://schemas.microsoft.com/office/word/2010/wordprocessingGroup" xmlns:wpi="http://schemas.microsoft.com/office/word/2010/wordprocessingInk" xmlns:wne="http://schemas.microsoft.com/office/word/2006/wordml" xmlns:wps="http://schemas.microsoft.com/office/word/2010/wordprocessingShape" xmlns:cx="http://schemas.microsoft.com/office/drawing/2014/chartex" xmlns:cx1="http://schemas.microsoft.com/office/drawing/2015/9/8/chartex" xmlns:cx2="http://schemas.microsoft.com/office/drawing/2015/10/21/chartex" xmlns:cx3="http://schemas.microsoft.com/office/drawing/2016/5/9/chartex" xmlns:cx4="http://schemas.microsoft.com/office/drawing/2016/5/10/chartex" xmlns:cx5="http://schemas.microsoft.com/office/drawing/2016/5/11/chartex" xmlns:cx6="http://schemas.microsoft.com/office/drawing/2016/5/12/chartex" xmlns:cx7="http://schemas.microsoft.com/office/drawing/2016/5/13/chartex" xmlns:cx8="http://schemas.microsoft.com/office/drawing/2016/5/14/chartex" xmlns:w16cid="http://schemas.microsoft.com/office/word/2016/wordml/cid" xmlns:w16se="http://schemas.microsoft.com/office/word/2015/wordml/symex">
   <w:p>
     <w:pPr>
+      <w:spacing w:after="0"/>
       <w:jc w:val="right"/>
     </w:pPr>
     <w:r>
@@ -546,7 +1593,7 @@
         <w:sz w:val="20"/>
         <w:szCs w:val="20"/>
       </w:rPr>
-      <w:t xml:space="preserve">I-Manage</w:t>
+      <w:t xml:space="preserve">PropDesk Africa</w:t>
     </w:r>
     <w:r>
       <w:rPr>
@@ -559,6 +1606,7 @@
   </w:p>
   <w:p>
     <w:pPr>
+      <w:spacing w:after="160"/>
       <w:jc w:val="right"/>
     </w:pPr>
     <w:r>
@@ -673,7 +1721,11 @@
 <file path=word/styles.xml><?xml version="1.0" encoding="utf-8"?>
 <w:styles xmlns:mc="http://schemas.openxmlformats.org/markup-compatibility/2006" xmlns:r="http://schemas.openxmlformats.org/officeDocument/2006/relationships" xmlns:w="http://schemas.openxmlformats.org/wordprocessingml/2006/main" xmlns:w14="http://schemas.microsoft.com/office/word/2010/wordml" xmlns:w15="http://schemas.microsoft.com/office/word/2012/wordml" mc:Ignorable="w14 w15">
   <w:docDefaults>
-    <w:rPrDefault/>
+    <w:rPrDefault>
+      <w:rPr>
+        <w:rFonts w:ascii="Calibri" w:cs="Calibri" w:eastAsia="Calibri" w:hAnsi="Calibri"/>
+      </w:rPr>
+    </w:rPrDefault>
     <w:pPrDefault/>
   </w:docDefaults>
   <w:style w:type="paragraph" w:styleId="Normal" w:default="1">
